--- a/data/outputs/v2/Core_Mathematics/SS2.1_Similarity_and_Enlargement/Core_Mathematics_Similarity_and_Enlargement_SummaryTable.docx
+++ b/data/outputs/v2/Core_Mathematics/SS2.1_Similarity_and_Enlargement/Core_Mathematics_Similarity_and_Enlargement_SummaryTable.docx
@@ -38,6 +38,177 @@
           <w:szCs w:val="22"/>
         </w:rPr>
         <w:t xml:space="preserve">Sub-Strand 2.1: Similarity and Enlargement — Teacher Reference (Pre-filled)</w:t>
+      </w:r>
+    </w:p>
+    <w:p>
+      <w:pPr>
+        <w:spacing w:after="80" w:before="120"/>
+      </w:pPr>
+      <w:r>
+        <w:rPr>
+          <w:rFonts w:ascii="Arial" w:cs="Arial" w:eastAsia="Arial" w:hAnsi="Arial"/>
+          <w:b/>
+          <w:bCs/>
+          <w:color w:val="1F3864"/>
+          <w:sz w:val="20"/>
+          <w:szCs w:val="20"/>
+        </w:rPr>
+        <w:t xml:space="preserve">ATTRIBUTION AND LICENSING</w:t>
+      </w:r>
+    </w:p>
+    <w:p>
+      <w:pPr>
+        <w:spacing w:after="60" w:before="0"/>
+      </w:pPr>
+      <w:r>
+        <w:rPr>
+          <w:rFonts w:ascii="Arial" w:cs="Arial" w:eastAsia="Arial" w:hAnsi="Arial"/>
+          <w:b/>
+          <w:bCs/>
+          <w:sz w:val="17"/>
+          <w:szCs w:val="17"/>
+        </w:rPr>
+        <w:t xml:space="preserve">Curriculum Alignment: </w:t>
+      </w:r>
+      <w:r>
+        <w:rPr>
+          <w:rFonts w:ascii="Arial" w:cs="Arial" w:eastAsia="Arial" w:hAnsi="Arial"/>
+          <w:sz w:val="17"/>
+          <w:szCs w:val="17"/>
+        </w:rPr>
+        <w:t xml:space="preserve">Structured in pedagogical alignment with the competence-based curriculum format and learning outcomes established by the Kenya Institute of Curriculum Development (KICD). This material is independently developed and is not officially endorsed or published by KICD.</w:t>
+      </w:r>
+    </w:p>
+    <w:p>
+      <w:pPr>
+        <w:spacing w:after="60" w:before="0"/>
+      </w:pPr>
+      <w:r>
+        <w:rPr>
+          <w:rFonts w:ascii="Arial" w:cs="Arial" w:eastAsia="Arial" w:hAnsi="Arial"/>
+          <w:b/>
+          <w:bCs/>
+          <w:sz w:val="17"/>
+          <w:szCs w:val="17"/>
+        </w:rPr>
+        <w:t xml:space="preserve">Content &amp; Pedagogy: </w:t>
+      </w:r>
+      <w:r>
+        <w:rPr>
+          <w:rFonts w:ascii="Arial" w:cs="Arial" w:eastAsia="Arial" w:hAnsi="Arial"/>
+          <w:sz w:val="17"/>
+          <w:szCs w:val="17"/>
+        </w:rPr>
+        <w:t xml:space="preserve">Developed and adapted by the educator team at SeaVuria (registered 501(c)(3) in the United States and registered NGO in Kenya, No. 872-850A-BF11), who designed the pedagogical framework, lesson templates and exemplar lessons on which this material is based.</w:t>
+      </w:r>
+    </w:p>
+    <w:p>
+      <w:pPr>
+        <w:spacing w:after="60" w:before="0"/>
+      </w:pPr>
+      <w:r>
+        <w:rPr>
+          <w:rFonts w:ascii="Arial" w:cs="Arial" w:eastAsia="Arial" w:hAnsi="Arial"/>
+          <w:b/>
+          <w:bCs/>
+          <w:sz w:val="17"/>
+          <w:szCs w:val="17"/>
+        </w:rPr>
+        <w:t xml:space="preserve">Production &amp; Layout: </w:t>
+      </w:r>
+      <w:r>
+        <w:rPr>
+          <w:rFonts w:ascii="Arial" w:cs="Arial" w:eastAsia="Arial" w:hAnsi="Arial"/>
+          <w:sz w:val="17"/>
+          <w:szCs w:val="17"/>
+        </w:rPr>
+        <w:t xml:space="preserve">Educational design and curriculum sequencing by SeaVuria. Technical layout, structural formatting, and digital optimization/implementation executed in partnership with ARES Education (registered 501(c)(3) in the United States and Canada (as Afretech Aid) and registered NGO in Kenya), with lesson drafting and compilation assisted by AI (Claude, Anthropic).</w:t>
+      </w:r>
+    </w:p>
+    <w:p>
+      <w:pPr>
+        <w:pBdr>
+          <w:bottom w:val="single" w:color="1F3864" w:sz="6" w:space="6"/>
+        </w:pBdr>
+        <w:spacing w:after="60" w:before="0"/>
+      </w:pPr>
+      <w:r>
+        <w:rPr>
+          <w:rFonts w:ascii="Arial" w:cs="Arial" w:eastAsia="Arial" w:hAnsi="Arial"/>
+          <w:b/>
+          <w:bCs/>
+          <w:sz w:val="17"/>
+          <w:szCs w:val="17"/>
+        </w:rPr>
+        <w:t xml:space="preserve">Licensing &amp; Copyright: </w:t>
+      </w:r>
+      <w:r>
+        <w:rPr>
+          <w:rFonts w:ascii="Arial" w:cs="Arial" w:eastAsia="Arial" w:hAnsi="Arial"/>
+          <w:sz w:val="17"/>
+          <w:szCs w:val="17"/>
+        </w:rPr>
+        <w:t xml:space="preserve">© 2026 SeaVuria and ARES. This work is licensed under a </w:t>
+      </w:r>
+      <w:hyperlink w:history="1" r:id="rIdyyimkkxdl9np1mmcm0u1g">
+        <w:r>
+          <w:rPr>
+            <w:rFonts w:ascii="Arial" w:cs="Arial" w:eastAsia="Arial" w:hAnsi="Arial"/>
+            <w:color w:val="1F6B75"/>
+            <w:sz w:val="17"/>
+            <w:szCs w:val="17"/>
+            <w:u w:val="single" w:color="1F6B75"/>
+          </w:rPr>
+          <w:t xml:space="preserve">Creative Commons Attribution-NonCommercial 4.0 International License</w:t>
+        </w:r>
+      </w:hyperlink>
+      <w:r>
+        <w:rPr>
+          <w:rFonts w:ascii="Arial" w:cs="Arial" w:eastAsia="Arial" w:hAnsi="Arial"/>
+          <w:sz w:val="17"/>
+          <w:szCs w:val="17"/>
+        </w:rPr>
+        <w:t xml:space="preserve"> (</w:t>
+      </w:r>
+      <w:hyperlink w:history="1" r:id="rIdcek5kcudvrzckg9jwlpu6">
+        <w:r>
+          <w:rPr>
+            <w:rFonts w:ascii="Arial" w:cs="Arial" w:eastAsia="Arial" w:hAnsi="Arial"/>
+            <w:color w:val="1F6B75"/>
+            <w:sz w:val="17"/>
+            <w:szCs w:val="17"/>
+            <w:u w:val="single" w:color="1F6B75"/>
+          </w:rPr>
+          <w:t xml:space="preserve">CC BY-NC 4.0</w:t>
+        </w:r>
+      </w:hyperlink>
+      <w:r>
+        <w:rPr>
+          <w:rFonts w:ascii="Arial" w:cs="Arial" w:eastAsia="Arial" w:hAnsi="Arial"/>
+          <w:sz w:val="17"/>
+          <w:szCs w:val="17"/>
+        </w:rPr>
+        <w:t xml:space="preserve">). To view a copy of this license, visit </w:t>
+      </w:r>
+      <w:hyperlink w:history="1" r:id="rIdi22dbksctfq0ybij_xcf6">
+        <w:r>
+          <w:rPr>
+            <w:rFonts w:ascii="Arial" w:cs="Arial" w:eastAsia="Arial" w:hAnsi="Arial"/>
+            <w:color w:val="1F6B75"/>
+            <w:sz w:val="17"/>
+            <w:szCs w:val="17"/>
+            <w:u w:val="single" w:color="1F6B75"/>
+          </w:rPr>
+          <w:t xml:space="preserve">https://creativecommons.org/licenses/by-nc/4.0/</w:t>
+        </w:r>
+      </w:hyperlink>
+      <w:r>
+        <w:rPr>
+          <w:rFonts w:ascii="Arial" w:cs="Arial" w:eastAsia="Arial" w:hAnsi="Arial"/>
+          <w:sz w:val="17"/>
+          <w:szCs w:val="17"/>
+        </w:rPr>
+        <w:t xml:space="preserve">. You are free to copy, redistribute, and adapt this material in any medium or format, provided appropriate credit is given and the material is not used for commercial purposes. KICD learning outcomes and curriculum designations reproduced here for alignment purposes remain the property of KICD and are not covered by this license. Linked external resources (e.g. CK-12, Khan Academy, PhET) are subject to their own licenses.</w:t>
       </w:r>
     </w:p>
     <w:p>

--- a/data/outputs/v2/Core_Mathematics/SS2.1_Similarity_and_Enlargement/Core_Mathematics_Similarity_and_Enlargement_SummaryTable.docx
+++ b/data/outputs/v2/Core_Mathematics/SS2.1_Similarity_and_Enlargement/Core_Mathematics_Similarity_and_Enlargement_SummaryTable.docx
@@ -38,177 +38,6 @@
           <w:szCs w:val="22"/>
         </w:rPr>
         <w:t xml:space="preserve">Sub-Strand 2.1: Similarity and Enlargement — Teacher Reference (Pre-filled)</w:t>
-      </w:r>
-    </w:p>
-    <w:p>
-      <w:pPr>
-        <w:spacing w:after="80" w:before="120"/>
-      </w:pPr>
-      <w:r>
-        <w:rPr>
-          <w:rFonts w:ascii="Arial" w:cs="Arial" w:eastAsia="Arial" w:hAnsi="Arial"/>
-          <w:b/>
-          <w:bCs/>
-          <w:color w:val="1F3864"/>
-          <w:sz w:val="20"/>
-          <w:szCs w:val="20"/>
-        </w:rPr>
-        <w:t xml:space="preserve">ATTRIBUTION AND LICENSING</w:t>
-      </w:r>
-    </w:p>
-    <w:p>
-      <w:pPr>
-        <w:spacing w:after="60" w:before="0"/>
-      </w:pPr>
-      <w:r>
-        <w:rPr>
-          <w:rFonts w:ascii="Arial" w:cs="Arial" w:eastAsia="Arial" w:hAnsi="Arial"/>
-          <w:b/>
-          <w:bCs/>
-          <w:sz w:val="17"/>
-          <w:szCs w:val="17"/>
-        </w:rPr>
-        <w:t xml:space="preserve">Curriculum Alignment: </w:t>
-      </w:r>
-      <w:r>
-        <w:rPr>
-          <w:rFonts w:ascii="Arial" w:cs="Arial" w:eastAsia="Arial" w:hAnsi="Arial"/>
-          <w:sz w:val="17"/>
-          <w:szCs w:val="17"/>
-        </w:rPr>
-        <w:t xml:space="preserve">Structured in pedagogical alignment with the competence-based curriculum format and learning outcomes established by the Kenya Institute of Curriculum Development (KICD). This material is independently developed and is not officially endorsed or published by KICD.</w:t>
-      </w:r>
-    </w:p>
-    <w:p>
-      <w:pPr>
-        <w:spacing w:after="60" w:before="0"/>
-      </w:pPr>
-      <w:r>
-        <w:rPr>
-          <w:rFonts w:ascii="Arial" w:cs="Arial" w:eastAsia="Arial" w:hAnsi="Arial"/>
-          <w:b/>
-          <w:bCs/>
-          <w:sz w:val="17"/>
-          <w:szCs w:val="17"/>
-        </w:rPr>
-        <w:t xml:space="preserve">Content &amp; Pedagogy: </w:t>
-      </w:r>
-      <w:r>
-        <w:rPr>
-          <w:rFonts w:ascii="Arial" w:cs="Arial" w:eastAsia="Arial" w:hAnsi="Arial"/>
-          <w:sz w:val="17"/>
-          <w:szCs w:val="17"/>
-        </w:rPr>
-        <w:t xml:space="preserve">Developed and adapted by the educator team at SeaVuria (registered 501(c)(3) in the United States and registered NGO in Kenya, No. 872-850A-BF11), who designed the pedagogical framework, lesson templates and exemplar lessons on which this material is based.</w:t>
-      </w:r>
-    </w:p>
-    <w:p>
-      <w:pPr>
-        <w:spacing w:after="60" w:before="0"/>
-      </w:pPr>
-      <w:r>
-        <w:rPr>
-          <w:rFonts w:ascii="Arial" w:cs="Arial" w:eastAsia="Arial" w:hAnsi="Arial"/>
-          <w:b/>
-          <w:bCs/>
-          <w:sz w:val="17"/>
-          <w:szCs w:val="17"/>
-        </w:rPr>
-        <w:t xml:space="preserve">Production &amp; Layout: </w:t>
-      </w:r>
-      <w:r>
-        <w:rPr>
-          <w:rFonts w:ascii="Arial" w:cs="Arial" w:eastAsia="Arial" w:hAnsi="Arial"/>
-          <w:sz w:val="17"/>
-          <w:szCs w:val="17"/>
-        </w:rPr>
-        <w:t xml:space="preserve">Educational design and curriculum sequencing by SeaVuria. Technical layout, structural formatting, and digital optimization/implementation executed in partnership with ARES Education (registered 501(c)(3) in the United States and Canada (as Afretech Aid) and registered NGO in Kenya), with lesson drafting and compilation assisted by AI (Claude, Anthropic).</w:t>
-      </w:r>
-    </w:p>
-    <w:p>
-      <w:pPr>
-        <w:pBdr>
-          <w:bottom w:val="single" w:color="1F3864" w:sz="6" w:space="6"/>
-        </w:pBdr>
-        <w:spacing w:after="60" w:before="0"/>
-      </w:pPr>
-      <w:r>
-        <w:rPr>
-          <w:rFonts w:ascii="Arial" w:cs="Arial" w:eastAsia="Arial" w:hAnsi="Arial"/>
-          <w:b/>
-          <w:bCs/>
-          <w:sz w:val="17"/>
-          <w:szCs w:val="17"/>
-        </w:rPr>
-        <w:t xml:space="preserve">Licensing &amp; Copyright: </w:t>
-      </w:r>
-      <w:r>
-        <w:rPr>
-          <w:rFonts w:ascii="Arial" w:cs="Arial" w:eastAsia="Arial" w:hAnsi="Arial"/>
-          <w:sz w:val="17"/>
-          <w:szCs w:val="17"/>
-        </w:rPr>
-        <w:t xml:space="preserve">© 2026 SeaVuria and ARES. This work is licensed under a </w:t>
-      </w:r>
-      <w:hyperlink w:history="1" r:id="rIdyyimkkxdl9np1mmcm0u1g">
-        <w:r>
-          <w:rPr>
-            <w:rFonts w:ascii="Arial" w:cs="Arial" w:eastAsia="Arial" w:hAnsi="Arial"/>
-            <w:color w:val="1F6B75"/>
-            <w:sz w:val="17"/>
-            <w:szCs w:val="17"/>
-            <w:u w:val="single" w:color="1F6B75"/>
-          </w:rPr>
-          <w:t xml:space="preserve">Creative Commons Attribution-NonCommercial 4.0 International License</w:t>
-        </w:r>
-      </w:hyperlink>
-      <w:r>
-        <w:rPr>
-          <w:rFonts w:ascii="Arial" w:cs="Arial" w:eastAsia="Arial" w:hAnsi="Arial"/>
-          <w:sz w:val="17"/>
-          <w:szCs w:val="17"/>
-        </w:rPr>
-        <w:t xml:space="preserve"> (</w:t>
-      </w:r>
-      <w:hyperlink w:history="1" r:id="rIdcek5kcudvrzckg9jwlpu6">
-        <w:r>
-          <w:rPr>
-            <w:rFonts w:ascii="Arial" w:cs="Arial" w:eastAsia="Arial" w:hAnsi="Arial"/>
-            <w:color w:val="1F6B75"/>
-            <w:sz w:val="17"/>
-            <w:szCs w:val="17"/>
-            <w:u w:val="single" w:color="1F6B75"/>
-          </w:rPr>
-          <w:t xml:space="preserve">CC BY-NC 4.0</w:t>
-        </w:r>
-      </w:hyperlink>
-      <w:r>
-        <w:rPr>
-          <w:rFonts w:ascii="Arial" w:cs="Arial" w:eastAsia="Arial" w:hAnsi="Arial"/>
-          <w:sz w:val="17"/>
-          <w:szCs w:val="17"/>
-        </w:rPr>
-        <w:t xml:space="preserve">). To view a copy of this license, visit </w:t>
-      </w:r>
-      <w:hyperlink w:history="1" r:id="rIdi22dbksctfq0ybij_xcf6">
-        <w:r>
-          <w:rPr>
-            <w:rFonts w:ascii="Arial" w:cs="Arial" w:eastAsia="Arial" w:hAnsi="Arial"/>
-            <w:color w:val="1F6B75"/>
-            <w:sz w:val="17"/>
-            <w:szCs w:val="17"/>
-            <w:u w:val="single" w:color="1F6B75"/>
-          </w:rPr>
-          <w:t xml:space="preserve">https://creativecommons.org/licenses/by-nc/4.0/</w:t>
-        </w:r>
-      </w:hyperlink>
-      <w:r>
-        <w:rPr>
-          <w:rFonts w:ascii="Arial" w:cs="Arial" w:eastAsia="Arial" w:hAnsi="Arial"/>
-          <w:sz w:val="17"/>
-          <w:szCs w:val="17"/>
-        </w:rPr>
-        <w:t xml:space="preserve">. You are free to copy, redistribute, and adapt this material in any medium or format, provided appropriate credit is given and the material is not used for commercial purposes. KICD learning outcomes and curriculum designations reproduced here for alignment purposes remain the property of KICD and are not covered by this license. Linked external resources (e.g. CK-12, Khan Academy, PhET) are subject to their own licenses.</w:t>
       </w:r>
     </w:p>
     <w:p>
@@ -1848,6 +1677,185 @@
         </w:tc>
       </w:tr>
     </w:tbl>
+    <w:p>
+      <w:pPr>
+        <w:spacing w:after="120"/>
+      </w:pPr>
+      <w:r>
+        <w:t xml:space="preserve"/>
+      </w:r>
+    </w:p>
+    <w:p>
+      <w:pPr>
+        <w:spacing w:after="80" w:before="120"/>
+      </w:pPr>
+      <w:r>
+        <w:rPr>
+          <w:rFonts w:ascii="Arial" w:cs="Arial" w:eastAsia="Arial" w:hAnsi="Arial"/>
+          <w:b/>
+          <w:bCs/>
+          <w:color w:val="1F3864"/>
+          <w:sz w:val="20"/>
+          <w:szCs w:val="20"/>
+        </w:rPr>
+        <w:t xml:space="preserve">ATTRIBUTION AND LICENSING</w:t>
+      </w:r>
+    </w:p>
+    <w:p>
+      <w:pPr>
+        <w:spacing w:after="60" w:before="0"/>
+      </w:pPr>
+      <w:r>
+        <w:rPr>
+          <w:rFonts w:ascii="Arial" w:cs="Arial" w:eastAsia="Arial" w:hAnsi="Arial"/>
+          <w:b/>
+          <w:bCs/>
+          <w:sz w:val="17"/>
+          <w:szCs w:val="17"/>
+        </w:rPr>
+        <w:t xml:space="preserve">Curriculum Alignment: </w:t>
+      </w:r>
+      <w:r>
+        <w:rPr>
+          <w:rFonts w:ascii="Arial" w:cs="Arial" w:eastAsia="Arial" w:hAnsi="Arial"/>
+          <w:sz w:val="17"/>
+          <w:szCs w:val="17"/>
+        </w:rPr>
+        <w:t xml:space="preserve">Structured in pedagogical alignment with the competence-based curriculum format and learning outcomes established by the Kenya Institute of Curriculum Development (KICD). This material is independently developed and is not officially endorsed or published by KICD.</w:t>
+      </w:r>
+    </w:p>
+    <w:p>
+      <w:pPr>
+        <w:spacing w:after="60" w:before="0"/>
+      </w:pPr>
+      <w:r>
+        <w:rPr>
+          <w:rFonts w:ascii="Arial" w:cs="Arial" w:eastAsia="Arial" w:hAnsi="Arial"/>
+          <w:b/>
+          <w:bCs/>
+          <w:sz w:val="17"/>
+          <w:szCs w:val="17"/>
+        </w:rPr>
+        <w:t xml:space="preserve">Content &amp; Pedagogy: </w:t>
+      </w:r>
+      <w:r>
+        <w:rPr>
+          <w:rFonts w:ascii="Arial" w:cs="Arial" w:eastAsia="Arial" w:hAnsi="Arial"/>
+          <w:sz w:val="17"/>
+          <w:szCs w:val="17"/>
+        </w:rPr>
+        <w:t xml:space="preserve">Developed and adapted by the educator team at SeaVuria (registered 501(c)(3) in the United States and registered NGO in Kenya, No. 872-850A-BF11), who designed the pedagogical framework, lesson templates and exemplar lessons on which this material is based.</w:t>
+      </w:r>
+    </w:p>
+    <w:p>
+      <w:pPr>
+        <w:spacing w:after="60" w:before="0"/>
+      </w:pPr>
+      <w:r>
+        <w:rPr>
+          <w:rFonts w:ascii="Arial" w:cs="Arial" w:eastAsia="Arial" w:hAnsi="Arial"/>
+          <w:b/>
+          <w:bCs/>
+          <w:sz w:val="17"/>
+          <w:szCs w:val="17"/>
+        </w:rPr>
+        <w:t xml:space="preserve">Production &amp; Layout: </w:t>
+      </w:r>
+      <w:r>
+        <w:rPr>
+          <w:rFonts w:ascii="Arial" w:cs="Arial" w:eastAsia="Arial" w:hAnsi="Arial"/>
+          <w:sz w:val="17"/>
+          <w:szCs w:val="17"/>
+        </w:rPr>
+        <w:t xml:space="preserve">Educational design and curriculum sequencing by SeaVuria. Technical layout, structural formatting, and digital optimization/implementation executed in partnership with ARES Education (registered 501(c)(3) in the United States and Canada (as Afretech Aid) and registered NGO in Kenya), with lesson drafting and compilation assisted by AI (Claude, Anthropic).</w:t>
+      </w:r>
+    </w:p>
+    <w:p>
+      <w:pPr>
+        <w:pBdr>
+          <w:bottom w:val="single" w:color="1F3864" w:sz="6" w:space="6"/>
+        </w:pBdr>
+        <w:spacing w:after="60" w:before="0"/>
+      </w:pPr>
+      <w:r>
+        <w:rPr>
+          <w:rFonts w:ascii="Arial" w:cs="Arial" w:eastAsia="Arial" w:hAnsi="Arial"/>
+          <w:b/>
+          <w:bCs/>
+          <w:sz w:val="17"/>
+          <w:szCs w:val="17"/>
+        </w:rPr>
+        <w:t xml:space="preserve">Licensing &amp; Copyright: </w:t>
+      </w:r>
+      <w:r>
+        <w:rPr>
+          <w:rFonts w:ascii="Arial" w:cs="Arial" w:eastAsia="Arial" w:hAnsi="Arial"/>
+          <w:sz w:val="17"/>
+          <w:szCs w:val="17"/>
+        </w:rPr>
+        <w:t xml:space="preserve">© 2026 SeaVuria and ARES. This work is licensed under a </w:t>
+      </w:r>
+      <w:hyperlink w:history="1" r:id="rIdgdvt-qzsnkblmcnhvdjar">
+        <w:r>
+          <w:rPr>
+            <w:rFonts w:ascii="Arial" w:cs="Arial" w:eastAsia="Arial" w:hAnsi="Arial"/>
+            <w:color w:val="1F6B75"/>
+            <w:sz w:val="17"/>
+            <w:szCs w:val="17"/>
+            <w:u w:val="single" w:color="1F6B75"/>
+          </w:rPr>
+          <w:t xml:space="preserve">Creative Commons Attribution-NonCommercial 4.0 International License</w:t>
+        </w:r>
+      </w:hyperlink>
+      <w:r>
+        <w:rPr>
+          <w:rFonts w:ascii="Arial" w:cs="Arial" w:eastAsia="Arial" w:hAnsi="Arial"/>
+          <w:sz w:val="17"/>
+          <w:szCs w:val="17"/>
+        </w:rPr>
+        <w:t xml:space="preserve"> (</w:t>
+      </w:r>
+      <w:hyperlink w:history="1" r:id="rIdeii0muqphh2wnedud-ogt">
+        <w:r>
+          <w:rPr>
+            <w:rFonts w:ascii="Arial" w:cs="Arial" w:eastAsia="Arial" w:hAnsi="Arial"/>
+            <w:color w:val="1F6B75"/>
+            <w:sz w:val="17"/>
+            <w:szCs w:val="17"/>
+            <w:u w:val="single" w:color="1F6B75"/>
+          </w:rPr>
+          <w:t xml:space="preserve">CC BY-NC 4.0</w:t>
+        </w:r>
+      </w:hyperlink>
+      <w:r>
+        <w:rPr>
+          <w:rFonts w:ascii="Arial" w:cs="Arial" w:eastAsia="Arial" w:hAnsi="Arial"/>
+          <w:sz w:val="17"/>
+          <w:szCs w:val="17"/>
+        </w:rPr>
+        <w:t xml:space="preserve">). To view a copy of this license, visit </w:t>
+      </w:r>
+      <w:hyperlink w:history="1" r:id="rIdmep1ps-yb2osdql-mf6zx">
+        <w:r>
+          <w:rPr>
+            <w:rFonts w:ascii="Arial" w:cs="Arial" w:eastAsia="Arial" w:hAnsi="Arial"/>
+            <w:color w:val="1F6B75"/>
+            <w:sz w:val="17"/>
+            <w:szCs w:val="17"/>
+            <w:u w:val="single" w:color="1F6B75"/>
+          </w:rPr>
+          <w:t xml:space="preserve">https://creativecommons.org/licenses/by-nc/4.0/</w:t>
+        </w:r>
+      </w:hyperlink>
+      <w:r>
+        <w:rPr>
+          <w:rFonts w:ascii="Arial" w:cs="Arial" w:eastAsia="Arial" w:hAnsi="Arial"/>
+          <w:sz w:val="17"/>
+          <w:szCs w:val="17"/>
+        </w:rPr>
+        <w:t xml:space="preserve">. You are free to copy, redistribute, and adapt this material in any medium or format, provided appropriate credit is given and the material is not used for commercial purposes. KICD learning outcomes and curriculum designations reproduced here for alignment purposes remain the property of KICD and are not covered by this license. Linked external resources (e.g. CK-12, Khan Academy, PhET) are subject to their own licenses.</w:t>
+      </w:r>
+    </w:p>
     <w:sectPr>
       <w:pgSz w:w="15840" w:h="12240" w:orient="landscape"/>
       <w:pgMar w:top="1080" w:right="1080" w:bottom="1080" w:left="1080" w:header="708" w:footer="708" w:gutter="0"/>

--- a/data/outputs/v2/Core_Mathematics/SS2.1_Similarity_and_Enlargement/Core_Mathematics_Similarity_and_Enlargement_SummaryTable.docx
+++ b/data/outputs/v2/Core_Mathematics/SS2.1_Similarity_and_Enlargement/Core_Mathematics_Similarity_and_Enlargement_SummaryTable.docx
@@ -564,7 +564,7 @@
                 <w:sz w:val="18"/>
                 <w:szCs w:val="18"/>
               </w:rPr>
-              <w:t xml:space="preserve">Students examined pairs of figures (e.g., a small and large version of a rectangular maize store floor plan from a Rift Valley farm) and measured corresponding angles and side lengths. They recorded angle measures and computed side ratios in a table, noticing whether the ratios were consistent across all pairs of corresponding sides.</w:t>
+              <w:t xml:space="preserve">Learners observed a school architectural plan labelled Scale 1:200 and two similar water tanks where one holds 8 times as much water despite appearing only twice as tall. Learners also measured corresponding sides and angles of everyday objects (Kimbo tins, exercise books, matchboxes) collected from the school environment.</w:t>
             </w:r>
           </w:p>
         </w:tc>
@@ -596,7 +596,7 @@
                 <w:sz w:val="18"/>
                 <w:szCs w:val="18"/>
               </w:rPr>
-              <w:t xml:space="preserve">Two figures are similar if and only if (1) all corresponding angles are equal AND (2) all corresponding sides share the same ratio — the Linear Scale Factor (LSF = image length ÷ object length). Students learned to identify corresponding vertices, write similarity statements with correct notation (e.g., △ABC ~ △DEF), and calculate the LSF from any pair of corresponding sides.</w:t>
+              <w:t xml:space="preserve">Two figures are similar if and only if (1) all corresponding angles are equal and (2) all corresponding sides are in the same ratio (the Linear Scale Factor). The scale 1:200 means every length on the plan is 1/200th of the real length, and every measurement on the real building is 200 times the measurement on the plan.</w:t>
             </w:r>
           </w:p>
         </w:tc>
@@ -628,7 +628,7 @@
                 <w:sz w:val="18"/>
                 <w:szCs w:val="18"/>
               </w:rPr>
-              <w:t xml:space="preserve">PEDAGOGICAL NOTE — This is the anchor lesson: keep returning to the maize-store scenario throughout the unit. Key answer-key points: (a) Similarity requires BOTH equal angles AND proportional sides — one condition alone is insufficient. (b) LSF is always expressed as image:object; LSF &gt; 1 means enlargement, 0 &lt; LSF &lt; 1 means reduction. (c) Common student error: dividing object by image instead of image by object — address this explicitly. Prompt: 'If the small store is 4 m × 6 m and the large store is 6 m × 9 m, what is the LSF?' Expected answer: 9/6 = 6/4 = 1.5. Use cold-call after 30 s wait time on at least 3 students before confirming.</w:t>
+              <w:t xml:space="preserve">Learners cannot yet fully explain why one tank holds 8 times as much water when it is only twice as tall, or why doubling every length does not simply double the area and volume. These questions are posted on the DQB and will be explained through the Area Scale Factor (Lesson 2) and Volume Scale Factor (Lesson 3) investigations.</w:t>
             </w:r>
           </w:p>
         </w:tc>
@@ -681,7 +681,7 @@
                 <w:sz w:val="18"/>
                 <w:szCs w:val="18"/>
               </w:rPr>
-              <w:t xml:space="preserve">Identifying and Using the Linear Scale Factor (LSF)</w:t>
+              <w:t xml:space="preserve">Centre of Enlargement and Linear Scale Factor — Finding the Fixed Point</w:t>
             </w:r>
           </w:p>
         </w:tc>
@@ -713,7 +713,7 @@
                 <w:sz w:val="18"/>
                 <w:szCs w:val="18"/>
               </w:rPr>
-              <w:t xml:space="preserve">Students were given sets of similar shape pairs drawn on plain paper — including a small and an enlarged version of a Kenya outline map and a Kenyan school building blueprint — and tasked with measuring corresponding lengths using rulers. They recorded all measurements and computed ratios for every pair of corresponding sides to verify consistency of the LSF.</w:t>
+              <w:t xml:space="preserve">Learners drew ray lines through corresponding vertices of an object (ABCD) and its enlarged image (A'B'C'D') and observed that all four lines converged at a single point O — the centre of enlargement. They also measured corresponding sides and calculated consistent ratios (image side ÷ object side), including OA'/OA and OB'/OB, all equal to the same L.S.F.</w:t>
             </w:r>
           </w:p>
         </w:tc>
@@ -745,7 +745,7 @@
                 <w:sz w:val="18"/>
                 <w:szCs w:val="18"/>
               </w:rPr>
-              <w:t xml:space="preserve">The LSF is a single constant ratio that relates every pair of corresponding lengths in two similar figures. Students practised: (1) calculating the LSF from given measurements; (2) using LSF to find unknown side lengths (unknown = known corresponding side × LSF); (3) distinguishing between LSF &gt; 1 (enlargement), LSF = 1 (congruence), and LSF &lt; 1 (reduction). They also confirmed that the LSF applies equally to perimeters: Perimeter ratio = LSF.</w:t>
+              <w:t xml:space="preserve">Every enlargement has a unique fixed point called the centre of enlargement (O), from which ray lines through corresponding vertices all pass. The Linear Scale Factor (L.S.F) = image length ÷ object length, and it applies consistently to every pair of corresponding lengths — including distances from the centre O to corresponding vertices. For the Kisumu school plan, L.S.F = 5 cm ÷ 1000 cm = 1/200, which is exactly the '1:200' label on the architectural plan.</w:t>
             </w:r>
           </w:p>
         </w:tc>
@@ -777,7 +777,7 @@
                 <w:sz w:val="18"/>
                 <w:szCs w:val="18"/>
               </w:rPr>
-              <w:t xml:space="preserve">PEDAGOGICAL NOTE — Emphasise the multiplicative (not additive) nature of similarity. A common misconception is that sides grow by a fixed additive amount rather than a fixed multiplier. Key worked example: Object sides 3 cm, 5 cm, 7 cm; LSF = 2.5 → Image sides 7.5 cm, 12.5 cm, 17.5 cm. Perimeter of object = 15 cm; perimeter of image = 37.5 cm; ratio = 2.5 = LSF ✓. Tie back to the driving question: 'If a building plan uses a scale of 1:50, what is the LSF when going from plan to real building?' (LSF = 50.) Wait 45 s, cold-call 3 students. Ensure students can also work backwards: given an image side and the LSF, find the object side.</w:t>
+              <w:t xml:space="preserve">The school plan labelled '1:200' was produced using a centre of enlargement and a L.S.F of 1/200: the architect multiplied every real-world length by 1/200 to produce the plan measurement. This is why the 10 m wide classroom block appears as exactly 5 cm on the plan, and why every window, door, and corridor is in exactly the right proportion — the L.S.F is constant for every single measurement in the drawing.</w:t>
             </w:r>
           </w:p>
         </w:tc>
@@ -862,7 +862,7 @@
                 <w:sz w:val="18"/>
                 <w:szCs w:val="18"/>
               </w:rPr>
-              <w:t xml:space="preserve">Students used a ruler and a fixed centre of enlargement (point O marked on plain paper) to construct the image of a triangle by drawing rays from O through each vertex and marking the image vertices at distances LSF × (object distance from O). They performed constructions for LSF = 2 and LSF = 3, each time measuring to verify image sides were exactly k times object sides.</w:t>
+              <w:t xml:space="preserve">Learners drew rays from the centre of enlargement O through each vertex of a triangle representing a classroom block on the Kisumu school plan, measured distances from O to each vertex, applied the given L.S.F (k = +2 and k = −2) to locate image vertices, and measured all corresponding sides to verify the ratio.</w:t>
             </w:r>
           </w:p>
         </w:tc>
@@ -894,7 +894,7 @@
                 <w:sz w:val="18"/>
                 <w:szCs w:val="18"/>
               </w:rPr>
-              <w:t xml:space="preserve">When a polygon is enlarged with centre O and LSF k: (1) every image vertex lies on the ray from O through the corresponding object vertex, at distance k × OA from O; (2) every image side = k × corresponding object side; (3) a positive k places the image on the SAME side of O as the object; (4) k &gt; 1 produces a larger image farther from O; 0 &lt; k &lt; 1 produces a smaller image closer to O. Students learned the construction algorithm: draw ray → measure OA → mark OA' = k × OA → repeat for all vertices → join image vertices.</w:t>
+              <w:t xml:space="preserve">When a polygon is enlarged with centre O and L.S.F k, every image side equals k times the corresponding object side. A positive k places the image on the same side of O as the object; a negative k places the image on the opposite side of O and inverts its orientation. The architect's 1 : 200 scale is equivalent to an L.S.F of 1/200 applied to every point of the real building.</w:t>
             </w:r>
           </w:p>
         </w:tc>
@@ -926,7 +926,7 @@
                 <w:sz w:val="18"/>
                 <w:szCs w:val="18"/>
               </w:rPr>
-              <w:t xml:space="preserve">PEDAGOGICAL NOTE — Stress that the centre of enlargement is the invariant point: it does NOT move. A useful check students should always apply: extend lines through corresponding object and image vertices — they must all pass through O. Common construction error: measuring k × (side length) rather than k × (distance from O to vertex). Worked example answer-key: Object △ABC with OA = 3 cm, OB = 4 cm, OC = 5 cm; k = 2 → OA' = 6 cm, OB' = 8 cm, OC' = 10 cm. Contextualise: 'A jua kali artisan in Kamukunji, Nairobi, is scaling up a metal gate design by factor 3 — how far must each corner move from the reference point?' Use this as the exit problem; wait 1 minute before cold-calling.</w:t>
+              <w:t xml:space="preserve">Learners wrote Claim–Evidence–Reasoning explanations connecting their measurement tables to the formal definition OA' = k × OA, identified the effect of the sign of k on image position and orientation, and updated their cumulative Scaling Model diagram to include both positive and negative enlargements anchored to the school architectural plan phenomenon.</w:t>
             </w:r>
           </w:p>
         </w:tc>
@@ -1011,7 +1011,7 @@
                 <w:sz w:val="18"/>
                 <w:szCs w:val="18"/>
               </w:rPr>
-              <w:t xml:space="preserve">Students plotted object polygons on squared Cartesian paper and applied the enlargement formula Image Point = Centre + k × (Object Point − Centre) for various centres and scale factors, including negative values (k = −2). They compared the positions and orientations of images produced by positive versus negative LSFs.</w:t>
+              <w:t xml:space="preserve">On the Cartesian grid labelled as the Kisumu school coordinate plan, learners observed that when triangle ABC (object in the first quadrant) was enlarged with L.S.F. = 2 from the origin, every image point was exactly twice as far from the origin as the corresponding object point, lying on the same ray. When L.S.F. = −2 was used, the image appeared in the third quadrant — on the OPPOSITE side of the origin — at twice the distance.</w:t>
             </w:r>
           </w:p>
         </w:tc>
@@ -1043,7 +1043,7 @@
                 <w:sz w:val="18"/>
                 <w:szCs w:val="18"/>
               </w:rPr>
-              <w:t xml:space="preserve">On the Cartesian plane: (1) Enlargement formula: P' = C + k(P − C), where C is the centre and P is any object point. (2) When the centre is the origin, this simplifies to P' = kP, i.e., (x, y) → (kx, ky). (3) A POSITIVE k produces an image on the SAME side of the centre as the object (same orientation). (4) A NEGATIVE k produces an image on the OPPOSITE side of the centre — the image is also rotated 180° (point reflection through C). (5) |k| determines the size change; the sign determines the side/orientation.</w:t>
+              <w:t xml:space="preserve">Learners learned that: (1) enlargement on the Cartesian plane follows the formula Image = Centre + k × (Object − Centre); (2) when the centre is the origin, this simplifies to Image = k × Object; (3) a positive L.S.F. places the image on the same side of the centre as the object; (4) a negative L.S.F. places the image on the opposite side of the centre, effectively rotating it 180° through the centre, while preserving shape and scaling lengths by |k|; (5) this is the same mathematical operation used by Kenyan land surveyors assigning GPS grid references to plot boundaries.</w:t>
             </w:r>
           </w:p>
         </w:tc>
@@ -1075,7 +1075,7 @@
                 <w:sz w:val="18"/>
                 <w:szCs w:val="18"/>
               </w:rPr>
-              <w:t xml:space="preserve">PEDAGOGICAL NOTE — The negative LSF is the most common source of error in KCSE questions. Drill the formula with a clear worked example: Centre C = (1, 2), k = −2, Object point P = (3, 4). P' = (1,2) + (−2)[(3,4)−(1,2)] = (1,2) + (−2)(2,2) = (1,2) + (−4,−4) = (−3,−2). Emphasise: |k| = 2 so image is twice as large; negative sign so image is on the opposite side of C. Provide a 'positive vs negative k' side-by-side diagram on the board for student reference. Contextual hook: 'A surveyor in Kisumu uses a negative scale factor on a map grid to flip and enlarge a plot boundary — what happens to the plot's position?' Cold-call 4 students after 45 s wait.</w:t>
+              <w:t xml:space="preserve">The cognitive conflict between prediction and observation — that negative L.S.F. does not merely 'shrink' or 'shift' the image but flips it through the centre — is explained by the vector nature of the enlargement formula. Because L.S.F. scales the VECTOR from the centre to the object point, a negative k reverses the direction of that vector while scaling its magnitude. This is why the image appears on the opposite side at the same scaled distance. This explanation also advances the driving question: lengths scale by k (or |k| for negative), confirming and extending the linear scale factor work from Lessons 1–3, and setting up the question of what happens to area (k²) and volume (k³) in Lessons 5 and 6.</w:t>
             </w:r>
           </w:p>
         </w:tc>
@@ -1160,7 +1160,7 @@
                 <w:sz w:val="18"/>
                 <w:szCs w:val="18"/>
               </w:rPr>
-              <w:t xml:space="preserve">Students drew a 2 cm × 3 cm rectangle (object) on squared paper, then drew enlargements with LSF = 2, 3, and 4. They counted grid squares to find the area of each image, recorded the results in a table (LSF, Object Area, Image Area, Image/Object Area ratio), and looked for a pattern in the ratio column.</w:t>
+              <w:t xml:space="preserve">Learners drew pairs of similar rectangles and triangles with L.S.F values of 2, 3, and ½, calculated the area of each figure, and recorded the ratio of the larger area to the smaller area in a structured table.</w:t>
             </w:r>
           </w:p>
         </w:tc>
@@ -1192,7 +1192,7 @@
                 <w:sz w:val="18"/>
                 <w:szCs w:val="18"/>
               </w:rPr>
-              <w:t xml:space="preserve">The Area Scale Factor (ASF) equals the SQUARE of the Linear Scale Factor: ASF = (LSF)² = k². Doubling all lengths QUADRUPLES area (2² = 4); tripling all lengths multiplies area by 9 (3² = 9). This holds for ALL similar figures — triangles, circles, irregular shapes — not just rectangles. Students learned to: (1) find ASF from LSF: ASF = k²; (2) find LSF from ASF: LSF = √ASF; (3) calculate an unknown area given the other area and the LSF.</w:t>
+              <w:t xml:space="preserve">The ratio of areas of two similar figures equals the square of the linear scale factor: A.S.F = (L.S.F)². Doubling all lengths quadruples the area; tripling all lengths multiplies the area by 9; halving all lengths reduces the area to one-quarter.</w:t>
             </w:r>
           </w:p>
         </w:tc>
@@ -1224,7 +1224,7 @@
                 <w:sz w:val="18"/>
                 <w:szCs w:val="18"/>
               </w:rPr>
-              <w:t xml:space="preserve">PEDAGOGICAL NOTE — Use a unit-square argument to build intuition: a 1×1 square has area 1; scaled by k it becomes k×k, area k² — this is why the exponent is 2. Key worked example (answer key): A triangular vegetable garden in Kericho has area 48 m²; a similar garden has LSF = 1.5 relative to it. Image area = 48 × (1.5)² = 48 × 2.25 = 108 m². Reverse problem: two similar plots have areas 75 m² and 300 m² — find LSF. ASF = 300/75 = 4 → LSF = √4 = 2. Common error: students multiply area by k instead of k² — anticipate and address with a direct counter-example. Connect to driving question: 'If we double a water tank's base dimensions, what happens to the base area?'</w:t>
+              <w:t xml:space="preserve">When the L.S.F between two similar figures is k, every length scales by k, but area — which is calculated by multiplying two lengths together — scales by k × k = k². This is why the base of the 2 kg Unga Pembe flour packet has an area 4 times (not 2 times) that of the 1 kg packet, even though each linear dimension is only twice as large. The same principle means the Kisumu school plan at scale 1:200 represents areas at a factor of 200² = 40 000 smaller than reality.</w:t>
             </w:r>
           </w:p>
         </w:tc>
@@ -1309,7 +1309,7 @@
                 <w:sz w:val="18"/>
                 <w:szCs w:val="18"/>
               </w:rPr>
-              <w:t xml:space="preserve">Students built unit-cube models using interlocking cubes (or sketched them on isometric paper) representing a 1×1×1 cube, then a 2×2×2 cube, then a 3×3×3 cube. They counted unit cubes to find volume and recorded LSF, Surface Area (counting faces), and Volume in a table, computing ASF and VSF ratios.</w:t>
+              <w:t xml:space="preserve">Learners calculated volumes of similar solids (sufuria cooking pots, school water tanks, and conical grain stores) and tabulated LSF, ASF, and VSF for three pairs of similar solids with LSF values of 2, 2, and 3.</w:t>
             </w:r>
           </w:p>
         </w:tc>
@@ -1341,7 +1341,7 @@
                 <w:sz w:val="18"/>
                 <w:szCs w:val="18"/>
               </w:rPr>
-              <w:t xml:space="preserve">The Volume Scale Factor (VSF) equals the CUBE of the Linear Scale Factor: VSF = (LSF)³ = k³. The complete three-way relationship is: LSF = k | ASF = k² | VSF = k³. Doubling linear dimensions multiplies volume by 8 (2³); tripling multiplies volume by 27 (3³). To find LSF from VSF: LSF = ∛VSF. Students practised all algebraic directions: given any one of {LSF, ASF, VSF}, find the other two.</w:t>
+              <w:t xml:space="preserve">VSF = (LSF)³ for any pair of similar solids; the complete three-way relationship is LSF = k, ASF = k², VSF = k³; doubling linear dimensions multiplies volume by 8, not 2 — confirming the school water-tank puzzle from the anchoring phenomenon.</w:t>
             </w:r>
           </w:p>
         </w:tc>
@@ -1373,7 +1373,7 @@
                 <w:sz w:val="18"/>
                 <w:szCs w:val="18"/>
               </w:rPr>
-              <w:t xml:space="preserve">PEDAGOGICAL NOTE — Use the water-tank anchor explicitly here: 'A cylindrical water tank in Machakos village has height 1 m and radius 0.5 m. A second, similar tank is scaled up by LSF = 2. The new tank holds 2³ = 8 times as much water.' This is the emotional hook of the unit. Key answer-key table: k=2 → ASF=4, VSF=8; k=3 → ASF=9, VSF=27; k=1/2 → ASF=1/4, VSF=1/8. Common exam trap: ASF and VSF problems that give mass or capacity instead of volume — remind students that mass ∝ volume for uniform density, so mass also scales by k³. After 1-minute pair-discussion, cold-call at least 4 students to state the VSF for given LSF values before confirming answers.</w:t>
+              <w:t xml:space="preserve">The large school water tank holds exactly 8 times as much as the small tank because LSF = 2 and VSF = 2³ = 8. The Scale Factor Law (k, k², k³) governs all similar solids and can be used to calculate unknown capacities in real-life contexts such as water storage tanks, cooking pots, and grain silos across Kenya.</w:t>
             </w:r>
           </w:p>
         </w:tc>
@@ -1458,7 +1458,7 @@
                 <w:sz w:val="18"/>
                 <w:szCs w:val="18"/>
               </w:rPr>
-              <w:t xml:space="preserve">Student groups were given real-life scenario cards set in Kenyan contexts (e.g., a Kisumu fish-drying shed being scaled up, a Nairobi apartment balcony tile pattern, two similar water tanks with a given capacity ratio) and worked through multi-step problems requiring them to determine LSF from given areas or volumes, then find missing lengths, areas, or volumes. Groups also received their model-building project brief.</w:t>
+              <w:t xml:space="preserve">Learners examined a Survey of Kenya map extract, the school architectural plan (Scale 1 : 200), and a mandazi packaging design problem — each presenting a real Kenyan context where lengths, areas, and volumes are related by L.S.F, A.S.F, and V.S.F respectively.</w:t>
             </w:r>
           </w:p>
         </w:tc>
@@ -1490,7 +1490,7 @@
                 <w:sz w:val="18"/>
                 <w:szCs w:val="18"/>
               </w:rPr>
-              <w:t xml:space="preserve">Students confirmed the integrated application of all three scale factors: when LSF = k, area scales by k² and volume scales by k³. They practised the full problem-solving pathway: (1) identify whether given information yields LSF, ASF, or VSF directly; (2) convert to LSF if necessary (LSF = √ASF or LSF = ∛VSF); (3) use LSF to find missing lengths; (4) use k² or k³ to find missing areas or volumes. The taller water tank with k = 2 holds 2³ = 8 times the volume — not 2 times, not 4 times.</w:t>
+              <w:t xml:space="preserve">Learners confirmed that when a linear scale factor k is applied: area scales by k² and volume scales by k³ — so the taller water tank (k = 2) holds 2³ = 8 times as much water, not 2 times, resolving the cognitive conflict from the anchoring phenomenon. They applied these relationships to map distances, plan areas, tank volumes, and packaging design.</w:t>
             </w:r>
           </w:p>
         </w:tc>
@@ -1522,7 +1522,7 @@
                 <w:sz w:val="18"/>
                 <w:szCs w:val="18"/>
               </w:rPr>
-              <w:t xml:space="preserve">PEDAGOGICAL NOTE — This is the synthesis lesson; insist students show their LSF→ASF→VSF reasoning chain explicitly, not just final answers. Worked answer-key example: Two similar conical grain stores near Eldoret — the smaller has height 1.5 m, base area 7 m², volume 3.5 m³. The larger has height 3 m. Step 1: LSF = 3/1.5 = 2. Step 2: ASF = 4 → larger base area = 28 m². Step 3: VSF = 8 → larger volume = 28 m³. Common error: students use the LSF to scale volume directly (×2 instead of ×8). Circulate during group work; if a group uses the wrong scale factor, ask 'What type of measurement is volume — 1D, 2D, or 3D?' to guide self-correction without giving the answer. Project brief should be distributed and explained in the final 10 minutes.</w:t>
+              <w:t xml:space="preserve">Learners used L.S.F, A.S.F, and V.S.F to solve multi-step real-life problems, updated the Driving Question Board to mark the core phenomenon questions as ANSWERED, and produced a fully calculated Project Planning Sheet — including labelled model sketches and a materials list — to guide construction of their own pair of similar solid models in Lesson 8.</w:t>
             </w:r>
           </w:p>
         </w:tc>
@@ -1607,7 +1607,7 @@
                 <w:sz w:val="18"/>
                 <w:szCs w:val="18"/>
               </w:rPr>
-              <w:t xml:space="preserve">Groups presented their scale models and/or posters (e.g., scaled water tanks, building plans, grain-store comparisons) to the class, explaining their chosen LSF, the resulting ASF and VSF, and a real-world implication (cost, capacity, material use). Peers asked questions using a structured gallery-walk protocol. The class then completed a unit consolidation task linking back to the original anchoring phenomenon.</w:t>
+              <w:t xml:space="preserve">Groups presented physical models of similar solids (cubes, cuboids, cylinders, spheres) built from locally available materials; learners measured corresponding lengths on each model pair, computed ratios, and displayed their models during a silent gallery walk at desk stations around the classroom.</w:t>
             </w:r>
           </w:p>
         </w:tc>
@@ -1639,7 +1639,7 @@
                 <w:sz w:val="18"/>
                 <w:szCs w:val="18"/>
               </w:rPr>
-              <w:t xml:space="preserve">When any solid is enlarged by a Linear Scale Factor k: the Area Scale Factor is k² (surface area, cross-sectional area, base area all scale by k²) and the Volume Scale Factor is k³ (capacity, mass for uniform density, and volume all scale by k³). These relationships explain why a water tank that is twice as tall and wide holds EIGHT times as much water, why a building that is three times the linear size of a model requires NINE times the roofing material, and why a grain store scaled up by factor 2.5 needs 2.5³ = 15.625 times the storage volume. The LSF–ASF–VSF chain (k : k² : k³) is the master tool for all similarity and enlargement problems.</w:t>
+              <w:t xml:space="preserve">When a solid is enlarged by a Linear Scale Factor k, the Area Scale Factor is k² and the Volume Scale Factor is k³; these relationships explain why the Kisumu school's 1 : 200 architectural plan preserves all proportions while compressing every length by 200, and why a water tank that is only twice as tall holds exactly 8 times as much water as the smaller tank.</w:t>
             </w:r>
           </w:p>
         </w:tc>
@@ -1671,7 +1671,7 @@
                 <w:sz w:val="18"/>
                 <w:szCs w:val="18"/>
               </w:rPr>
-              <w:t xml:space="preserve">PEDAGOGICAL NOTE — This lesson serves as the formal answer key for the entire unit's driving question. During presentations, use a class evaluation rubric and listen for three key mathematical statements: (1) explicit statement of LSF with units or ratio; (2) correct derivation of ASF = k² with a numerical check; (3) correct derivation of VSF = k³ with a numerical check and a real-world interpretation. If a group omits any of these, ask a targeted question: 'You told us lengths doubled — so what happened to the surface area of your tank?' After all presentations, conduct a whole-class 'DQB Final Review': revisit each question posted on the Driving Question Board over the unit and confirm it is now fully answered. Close with the summary statement: 'Scale lengths by k, areas by k², volumes by k³ — and you can solve almost any scaling problem in engineering, agriculture, or architecture in Kenya or anywhere.'</w:t>
+              <w:t xml:space="preserve">Learners constructed individual cumulative annotated diagrams labelling L.S.F, A.S.F, and V.S.F on a cylinder object-image pair, wrote a driving-question paragraph connecting the three scale factor rules to the school plan and water tanks, completed Final Answer Cards with a novel Kenyan real-life example, and recorded a reflective 'I used to think / Now I know' entry documenting their conceptual journey from Lesson 1 intuition to Lesson 8 proof.</w:t>
             </w:r>
           </w:p>
         </w:tc>
@@ -1795,7 +1795,7 @@
         </w:rPr>
         <w:t xml:space="preserve">© 2026 SeaVuria and ARES. This work is licensed under a </w:t>
       </w:r>
-      <w:hyperlink w:history="1" r:id="rIdgdvt-qzsnkblmcnhvdjar">
+      <w:hyperlink w:history="1" r:id="rId9x-ovut8gqp6rsevil8rz">
         <w:r>
           <w:rPr>
             <w:rFonts w:ascii="Arial" w:cs="Arial" w:eastAsia="Arial" w:hAnsi="Arial"/>
@@ -1815,7 +1815,7 @@
         </w:rPr>
         <w:t xml:space="preserve"> (</w:t>
       </w:r>
-      <w:hyperlink w:history="1" r:id="rIdeii0muqphh2wnedud-ogt">
+      <w:hyperlink w:history="1" r:id="rId12lqrrvgliupxv4pkyq-x">
         <w:r>
           <w:rPr>
             <w:rFonts w:ascii="Arial" w:cs="Arial" w:eastAsia="Arial" w:hAnsi="Arial"/>
@@ -1835,7 +1835,7 @@
         </w:rPr>
         <w:t xml:space="preserve">). To view a copy of this license, visit </w:t>
       </w:r>
-      <w:hyperlink w:history="1" r:id="rIdmep1ps-yb2osdql-mf6zx">
+      <w:hyperlink w:history="1" r:id="rId9hxi6afws1e4x_lm8lwsi">
         <w:r>
           <w:rPr>
             <w:rFonts w:ascii="Arial" w:cs="Arial" w:eastAsia="Arial" w:hAnsi="Arial"/>

--- a/data/outputs/v2/Core_Mathematics/SS2.1_Similarity_and_Enlargement/Core_Mathematics_Similarity_and_Enlargement_SummaryTable.docx
+++ b/data/outputs/v2/Core_Mathematics/SS2.1_Similarity_and_Enlargement/Core_Mathematics_Similarity_and_Enlargement_SummaryTable.docx
@@ -1795,7 +1795,7 @@
         </w:rPr>
         <w:t xml:space="preserve">© 2026 SeaVuria and ARES. This work is licensed under a </w:t>
       </w:r>
-      <w:hyperlink w:history="1" r:id="rId9x-ovut8gqp6rsevil8rz">
+      <w:hyperlink w:history="1" r:id="rIdye907pgvnnreeujcmrjde">
         <w:r>
           <w:rPr>
             <w:rFonts w:ascii="Arial" w:cs="Arial" w:eastAsia="Arial" w:hAnsi="Arial"/>
@@ -1815,7 +1815,7 @@
         </w:rPr>
         <w:t xml:space="preserve"> (</w:t>
       </w:r>
-      <w:hyperlink w:history="1" r:id="rId12lqrrvgliupxv4pkyq-x">
+      <w:hyperlink w:history="1" r:id="rId5ljx27f2z_uy0kdm2612c">
         <w:r>
           <w:rPr>
             <w:rFonts w:ascii="Arial" w:cs="Arial" w:eastAsia="Arial" w:hAnsi="Arial"/>
@@ -1835,7 +1835,7 @@
         </w:rPr>
         <w:t xml:space="preserve">). To view a copy of this license, visit </w:t>
       </w:r>
-      <w:hyperlink w:history="1" r:id="rId9hxi6afws1e4x_lm8lwsi">
+      <w:hyperlink w:history="1" r:id="rIdrzwfuj3i0lzqnlcvhoyh8">
         <w:r>
           <w:rPr>
             <w:rFonts w:ascii="Arial" w:cs="Arial" w:eastAsia="Arial" w:hAnsi="Arial"/>

--- a/data/outputs/v2/Core_Mathematics/SS2.1_Similarity_and_Enlargement/Core_Mathematics_Similarity_and_Enlargement_SummaryTable.docx
+++ b/data/outputs/v2/Core_Mathematics/SS2.1_Similarity_and_Enlargement/Core_Mathematics_Similarity_and_Enlargement_SummaryTable.docx
@@ -1795,7 +1795,7 @@
         </w:rPr>
         <w:t xml:space="preserve">© 2026 SeaVuria and ARES. This work is licensed under a </w:t>
       </w:r>
-      <w:hyperlink w:history="1" r:id="rIdye907pgvnnreeujcmrjde">
+      <w:hyperlink w:history="1" r:id="rId5qq79kkubarcakojmhxir">
         <w:r>
           <w:rPr>
             <w:rFonts w:ascii="Arial" w:cs="Arial" w:eastAsia="Arial" w:hAnsi="Arial"/>
@@ -1815,7 +1815,7 @@
         </w:rPr>
         <w:t xml:space="preserve"> (</w:t>
       </w:r>
-      <w:hyperlink w:history="1" r:id="rId5ljx27f2z_uy0kdm2612c">
+      <w:hyperlink w:history="1" r:id="rIdc71zbjmqzftfvbtgcl-3c">
         <w:r>
           <w:rPr>
             <w:rFonts w:ascii="Arial" w:cs="Arial" w:eastAsia="Arial" w:hAnsi="Arial"/>
@@ -1835,7 +1835,7 @@
         </w:rPr>
         <w:t xml:space="preserve">). To view a copy of this license, visit </w:t>
       </w:r>
-      <w:hyperlink w:history="1" r:id="rIdrzwfuj3i0lzqnlcvhoyh8">
+      <w:hyperlink w:history="1" r:id="rId0chiwv0kcultngm0nlfpe">
         <w:r>
           <w:rPr>
             <w:rFonts w:ascii="Arial" w:cs="Arial" w:eastAsia="Arial" w:hAnsi="Arial"/>

--- a/data/outputs/v2/Core_Mathematics/SS2.1_Similarity_and_Enlargement/Core_Mathematics_Similarity_and_Enlargement_SummaryTable.docx
+++ b/data/outputs/v2/Core_Mathematics/SS2.1_Similarity_and_Enlargement/Core_Mathematics_Similarity_and_Enlargement_SummaryTable.docx
@@ -1795,7 +1795,7 @@
         </w:rPr>
         <w:t xml:space="preserve">© 2026 SeaVuria and ARES. This work is licensed under a </w:t>
       </w:r>
-      <w:hyperlink w:history="1" r:id="rId5qq79kkubarcakojmhxir">
+      <w:hyperlink w:history="1" r:id="rId1pzcrjtunbzlbp7nxqx10">
         <w:r>
           <w:rPr>
             <w:rFonts w:ascii="Arial" w:cs="Arial" w:eastAsia="Arial" w:hAnsi="Arial"/>
@@ -1815,7 +1815,7 @@
         </w:rPr>
         <w:t xml:space="preserve"> (</w:t>
       </w:r>
-      <w:hyperlink w:history="1" r:id="rIdc71zbjmqzftfvbtgcl-3c">
+      <w:hyperlink w:history="1" r:id="rIdgmhgzpgzy4b_ygicyzjrk">
         <w:r>
           <w:rPr>
             <w:rFonts w:ascii="Arial" w:cs="Arial" w:eastAsia="Arial" w:hAnsi="Arial"/>
@@ -1835,7 +1835,7 @@
         </w:rPr>
         <w:t xml:space="preserve">). To view a copy of this license, visit </w:t>
       </w:r>
-      <w:hyperlink w:history="1" r:id="rId0chiwv0kcultngm0nlfpe">
+      <w:hyperlink w:history="1" r:id="rIdkvrgiitbpmwqr0lvymwum">
         <w:r>
           <w:rPr>
             <w:rFonts w:ascii="Arial" w:cs="Arial" w:eastAsia="Arial" w:hAnsi="Arial"/>

--- a/data/outputs/v2/Core_Mathematics/SS2.1_Similarity_and_Enlargement/Core_Mathematics_Similarity_and_Enlargement_SummaryTable.docx
+++ b/data/outputs/v2/Core_Mathematics/SS2.1_Similarity_and_Enlargement/Core_Mathematics_Similarity_and_Enlargement_SummaryTable.docx
@@ -1795,7 +1795,7 @@
         </w:rPr>
         <w:t xml:space="preserve">© 2026 SeaVuria and ARES. This work is licensed under a </w:t>
       </w:r>
-      <w:hyperlink w:history="1" r:id="rId1pzcrjtunbzlbp7nxqx10">
+      <w:hyperlink w:history="1" r:id="rIdut-6mvycojrd4_1q9glsf">
         <w:r>
           <w:rPr>
             <w:rFonts w:ascii="Arial" w:cs="Arial" w:eastAsia="Arial" w:hAnsi="Arial"/>
@@ -1815,7 +1815,7 @@
         </w:rPr>
         <w:t xml:space="preserve"> (</w:t>
       </w:r>
-      <w:hyperlink w:history="1" r:id="rIdgmhgzpgzy4b_ygicyzjrk">
+      <w:hyperlink w:history="1" r:id="rIdid9fmfnkl3mjnp_zxdszp">
         <w:r>
           <w:rPr>
             <w:rFonts w:ascii="Arial" w:cs="Arial" w:eastAsia="Arial" w:hAnsi="Arial"/>
@@ -1835,7 +1835,7 @@
         </w:rPr>
         <w:t xml:space="preserve">). To view a copy of this license, visit </w:t>
       </w:r>
-      <w:hyperlink w:history="1" r:id="rIdkvrgiitbpmwqr0lvymwum">
+      <w:hyperlink w:history="1" r:id="rId2uuqfn2bn30vlsvi8pswf">
         <w:r>
           <w:rPr>
             <w:rFonts w:ascii="Arial" w:cs="Arial" w:eastAsia="Arial" w:hAnsi="Arial"/>

--- a/data/outputs/v2/Core_Mathematics/SS2.1_Similarity_and_Enlargement/Core_Mathematics_Similarity_and_Enlargement_SummaryTable.docx
+++ b/data/outputs/v2/Core_Mathematics/SS2.1_Similarity_and_Enlargement/Core_Mathematics_Similarity_and_Enlargement_SummaryTable.docx
@@ -4,6 +4,7 @@
   <w:body>
     <w:p>
       <w:pPr>
+        <w:keepNext w:val="false"/>
         <w:spacing w:after="30" w:before="0"/>
         <w:jc w:val="center"/>
       </w:pPr>
@@ -23,6 +24,7 @@
     </w:p>
     <w:p>
       <w:pPr>
+        <w:keepNext w:val="false"/>
         <w:spacing w:after="60" w:before="0"/>
         <w:jc w:val="center"/>
       </w:pPr>
@@ -81,6 +83,7 @@
           </w:tcPr>
           <w:p>
             <w:pPr>
+              <w:keepNext w:val="false"/>
               <w:spacing w:after="40" w:before="0"/>
               <w:jc w:val="center"/>
             </w:pPr>
@@ -115,6 +118,7 @@
           </w:tcPr>
           <w:p>
             <w:pPr>
+              <w:keepNext w:val="false"/>
               <w:spacing w:after="40" w:before="0"/>
               <w:jc w:val="left"/>
             </w:pPr>
@@ -147,6 +151,7 @@
           </w:tcPr>
           <w:p>
             <w:pPr>
+              <w:keepNext w:val="false"/>
               <w:spacing w:after="40" w:before="0"/>
               <w:jc w:val="left"/>
             </w:pPr>
@@ -181,6 +186,7 @@
           </w:tcPr>
           <w:p>
             <w:pPr>
+              <w:keepNext w:val="false"/>
               <w:spacing w:after="40" w:before="0"/>
               <w:jc w:val="left"/>
             </w:pPr>
@@ -213,6 +219,7 @@
           </w:tcPr>
           <w:p>
             <w:pPr>
+              <w:keepNext w:val="false"/>
               <w:spacing w:after="40" w:before="0"/>
               <w:jc w:val="left"/>
             </w:pPr>
@@ -273,6 +280,7 @@
           </w:tcPr>
           <w:p>
             <w:pPr>
+              <w:keepNext w:val="false"/>
               <w:spacing w:after="40" w:before="0"/>
               <w:jc w:val="center"/>
             </w:pPr>
@@ -307,6 +315,7 @@
           </w:tcPr>
           <w:p>
             <w:pPr>
+              <w:keepNext w:val="false"/>
               <w:spacing w:after="40" w:before="0"/>
               <w:jc w:val="left"/>
             </w:pPr>
@@ -369,6 +378,7 @@
           </w:tcPr>
           <w:p>
             <w:pPr>
+              <w:keepNext w:val="false"/>
               <w:spacing w:after="40" w:before="0"/>
               <w:jc w:val="left"/>
             </w:pPr>
@@ -401,6 +411,7 @@
           </w:tcPr>
           <w:p>
             <w:pPr>
+              <w:keepNext w:val="false"/>
               <w:spacing w:after="40" w:before="0"/>
               <w:jc w:val="left"/>
             </w:pPr>
@@ -433,6 +444,7 @@
           </w:tcPr>
           <w:p>
             <w:pPr>
+              <w:keepNext w:val="false"/>
               <w:spacing w:after="40" w:before="0"/>
               <w:jc w:val="left"/>
             </w:pPr>
@@ -465,6 +477,7 @@
           </w:tcPr>
           <w:p>
             <w:pPr>
+              <w:keepNext w:val="false"/>
               <w:spacing w:after="40" w:before="0"/>
               <w:jc w:val="left"/>
             </w:pPr>
@@ -499,6 +512,7 @@
           </w:tcPr>
           <w:p>
             <w:pPr>
+              <w:keepNext w:val="false"/>
               <w:spacing w:after="40" w:before="0"/>
               <w:jc w:val="left"/>
             </w:pPr>
@@ -518,6 +532,7 @@
           </w:p>
           <w:p>
             <w:pPr>
+              <w:keepNext w:val="false"/>
               <w:spacing w:after="40" w:before="0"/>
               <w:jc w:val="left"/>
             </w:pPr>
@@ -550,6 +565,7 @@
           </w:tcPr>
           <w:p>
             <w:pPr>
+              <w:keepNext w:val="false"/>
               <w:spacing w:after="40" w:before="0"/>
               <w:jc w:val="left"/>
             </w:pPr>
@@ -582,6 +598,7 @@
           </w:tcPr>
           <w:p>
             <w:pPr>
+              <w:keepNext w:val="false"/>
               <w:spacing w:after="40" w:before="0"/>
               <w:jc w:val="left"/>
             </w:pPr>
@@ -614,6 +631,7 @@
           </w:tcPr>
           <w:p>
             <w:pPr>
+              <w:keepNext w:val="false"/>
               <w:spacing w:after="40" w:before="0"/>
               <w:jc w:val="left"/>
             </w:pPr>
@@ -648,6 +666,7 @@
           </w:tcPr>
           <w:p>
             <w:pPr>
+              <w:keepNext w:val="false"/>
               <w:spacing w:after="40" w:before="0"/>
               <w:jc w:val="left"/>
             </w:pPr>
@@ -667,6 +686,7 @@
           </w:p>
           <w:p>
             <w:pPr>
+              <w:keepNext w:val="false"/>
               <w:spacing w:after="40" w:before="0"/>
               <w:jc w:val="left"/>
             </w:pPr>
@@ -699,6 +719,7 @@
           </w:tcPr>
           <w:p>
             <w:pPr>
+              <w:keepNext w:val="false"/>
               <w:spacing w:after="40" w:before="0"/>
               <w:jc w:val="left"/>
             </w:pPr>
@@ -731,6 +752,7 @@
           </w:tcPr>
           <w:p>
             <w:pPr>
+              <w:keepNext w:val="false"/>
               <w:spacing w:after="40" w:before="0"/>
               <w:jc w:val="left"/>
             </w:pPr>
@@ -763,6 +785,7 @@
           </w:tcPr>
           <w:p>
             <w:pPr>
+              <w:keepNext w:val="false"/>
               <w:spacing w:after="40" w:before="0"/>
               <w:jc w:val="left"/>
             </w:pPr>
@@ -797,6 +820,7 @@
           </w:tcPr>
           <w:p>
             <w:pPr>
+              <w:keepNext w:val="false"/>
               <w:spacing w:after="40" w:before="0"/>
               <w:jc w:val="left"/>
             </w:pPr>
@@ -816,6 +840,7 @@
           </w:p>
           <w:p>
             <w:pPr>
+              <w:keepNext w:val="false"/>
               <w:spacing w:after="40" w:before="0"/>
               <w:jc w:val="left"/>
             </w:pPr>
@@ -848,6 +873,7 @@
           </w:tcPr>
           <w:p>
             <w:pPr>
+              <w:keepNext w:val="false"/>
               <w:spacing w:after="40" w:before="0"/>
               <w:jc w:val="left"/>
             </w:pPr>
@@ -880,6 +906,7 @@
           </w:tcPr>
           <w:p>
             <w:pPr>
+              <w:keepNext w:val="false"/>
               <w:spacing w:after="40" w:before="0"/>
               <w:jc w:val="left"/>
             </w:pPr>
@@ -912,6 +939,7 @@
           </w:tcPr>
           <w:p>
             <w:pPr>
+              <w:keepNext w:val="false"/>
               <w:spacing w:after="40" w:before="0"/>
               <w:jc w:val="left"/>
             </w:pPr>
@@ -946,6 +974,7 @@
           </w:tcPr>
           <w:p>
             <w:pPr>
+              <w:keepNext w:val="false"/>
               <w:spacing w:after="40" w:before="0"/>
               <w:jc w:val="left"/>
             </w:pPr>
@@ -965,6 +994,7 @@
           </w:p>
           <w:p>
             <w:pPr>
+              <w:keepNext w:val="false"/>
               <w:spacing w:after="40" w:before="0"/>
               <w:jc w:val="left"/>
             </w:pPr>
@@ -997,6 +1027,7 @@
           </w:tcPr>
           <w:p>
             <w:pPr>
+              <w:keepNext w:val="false"/>
               <w:spacing w:after="40" w:before="0"/>
               <w:jc w:val="left"/>
             </w:pPr>
@@ -1029,6 +1060,7 @@
           </w:tcPr>
           <w:p>
             <w:pPr>
+              <w:keepNext w:val="false"/>
               <w:spacing w:after="40" w:before="0"/>
               <w:jc w:val="left"/>
             </w:pPr>
@@ -1061,6 +1093,7 @@
           </w:tcPr>
           <w:p>
             <w:pPr>
+              <w:keepNext w:val="false"/>
               <w:spacing w:after="40" w:before="0"/>
               <w:jc w:val="left"/>
             </w:pPr>
@@ -1095,6 +1128,7 @@
           </w:tcPr>
           <w:p>
             <w:pPr>
+              <w:keepNext w:val="false"/>
               <w:spacing w:after="40" w:before="0"/>
               <w:jc w:val="left"/>
             </w:pPr>
@@ -1114,6 +1148,7 @@
           </w:p>
           <w:p>
             <w:pPr>
+              <w:keepNext w:val="false"/>
               <w:spacing w:after="40" w:before="0"/>
               <w:jc w:val="left"/>
             </w:pPr>
@@ -1146,6 +1181,7 @@
           </w:tcPr>
           <w:p>
             <w:pPr>
+              <w:keepNext w:val="false"/>
               <w:spacing w:after="40" w:before="0"/>
               <w:jc w:val="left"/>
             </w:pPr>
@@ -1178,6 +1214,7 @@
           </w:tcPr>
           <w:p>
             <w:pPr>
+              <w:keepNext w:val="false"/>
               <w:spacing w:after="40" w:before="0"/>
               <w:jc w:val="left"/>
             </w:pPr>
@@ -1210,6 +1247,7 @@
           </w:tcPr>
           <w:p>
             <w:pPr>
+              <w:keepNext w:val="false"/>
               <w:spacing w:after="40" w:before="0"/>
               <w:jc w:val="left"/>
             </w:pPr>
@@ -1244,6 +1282,7 @@
           </w:tcPr>
           <w:p>
             <w:pPr>
+              <w:keepNext w:val="false"/>
               <w:spacing w:after="40" w:before="0"/>
               <w:jc w:val="left"/>
             </w:pPr>
@@ -1263,6 +1302,7 @@
           </w:p>
           <w:p>
             <w:pPr>
+              <w:keepNext w:val="false"/>
               <w:spacing w:after="40" w:before="0"/>
               <w:jc w:val="left"/>
             </w:pPr>
@@ -1295,6 +1335,7 @@
           </w:tcPr>
           <w:p>
             <w:pPr>
+              <w:keepNext w:val="false"/>
               <w:spacing w:after="40" w:before="0"/>
               <w:jc w:val="left"/>
             </w:pPr>
@@ -1327,6 +1368,7 @@
           </w:tcPr>
           <w:p>
             <w:pPr>
+              <w:keepNext w:val="false"/>
               <w:spacing w:after="40" w:before="0"/>
               <w:jc w:val="left"/>
             </w:pPr>
@@ -1359,6 +1401,7 @@
           </w:tcPr>
           <w:p>
             <w:pPr>
+              <w:keepNext w:val="false"/>
               <w:spacing w:after="40" w:before="0"/>
               <w:jc w:val="left"/>
             </w:pPr>
@@ -1393,6 +1436,7 @@
           </w:tcPr>
           <w:p>
             <w:pPr>
+              <w:keepNext w:val="false"/>
               <w:spacing w:after="40" w:before="0"/>
               <w:jc w:val="left"/>
             </w:pPr>
@@ -1412,6 +1456,7 @@
           </w:p>
           <w:p>
             <w:pPr>
+              <w:keepNext w:val="false"/>
               <w:spacing w:after="40" w:before="0"/>
               <w:jc w:val="left"/>
             </w:pPr>
@@ -1444,6 +1489,7 @@
           </w:tcPr>
           <w:p>
             <w:pPr>
+              <w:keepNext w:val="false"/>
               <w:spacing w:after="40" w:before="0"/>
               <w:jc w:val="left"/>
             </w:pPr>
@@ -1476,6 +1522,7 @@
           </w:tcPr>
           <w:p>
             <w:pPr>
+              <w:keepNext w:val="false"/>
               <w:spacing w:after="40" w:before="0"/>
               <w:jc w:val="left"/>
             </w:pPr>
@@ -1508,6 +1555,7 @@
           </w:tcPr>
           <w:p>
             <w:pPr>
+              <w:keepNext w:val="false"/>
               <w:spacing w:after="40" w:before="0"/>
               <w:jc w:val="left"/>
             </w:pPr>
@@ -1542,6 +1590,7 @@
           </w:tcPr>
           <w:p>
             <w:pPr>
+              <w:keepNext w:val="false"/>
               <w:spacing w:after="40" w:before="0"/>
               <w:jc w:val="left"/>
             </w:pPr>
@@ -1561,6 +1610,7 @@
           </w:p>
           <w:p>
             <w:pPr>
+              <w:keepNext w:val="false"/>
               <w:spacing w:after="40" w:before="0"/>
               <w:jc w:val="left"/>
             </w:pPr>
@@ -1593,6 +1643,7 @@
           </w:tcPr>
           <w:p>
             <w:pPr>
+              <w:keepNext w:val="false"/>
               <w:spacing w:after="40" w:before="0"/>
               <w:jc w:val="left"/>
             </w:pPr>
@@ -1625,6 +1676,7 @@
           </w:tcPr>
           <w:p>
             <w:pPr>
+              <w:keepNext w:val="false"/>
               <w:spacing w:after="40" w:before="0"/>
               <w:jc w:val="left"/>
             </w:pPr>
@@ -1657,6 +1709,7 @@
           </w:tcPr>
           <w:p>
             <w:pPr>
+              <w:keepNext w:val="false"/>
               <w:spacing w:after="40" w:before="0"/>
               <w:jc w:val="left"/>
             </w:pPr>
@@ -1795,7 +1848,7 @@
         </w:rPr>
         <w:t xml:space="preserve">© 2026 SeaVuria and ARES. This work is licensed under a </w:t>
       </w:r>
-      <w:hyperlink w:history="1" r:id="rIdut-6mvycojrd4_1q9glsf">
+      <w:hyperlink w:history="1" r:id="rIdx7aj-xkpis7w7_vpey9c8">
         <w:r>
           <w:rPr>
             <w:rFonts w:ascii="Arial" w:cs="Arial" w:eastAsia="Arial" w:hAnsi="Arial"/>
@@ -1815,7 +1868,7 @@
         </w:rPr>
         <w:t xml:space="preserve"> (</w:t>
       </w:r>
-      <w:hyperlink w:history="1" r:id="rIdid9fmfnkl3mjnp_zxdszp">
+      <w:hyperlink w:history="1" r:id="rId-y7_ffn7uynnya0atygom">
         <w:r>
           <w:rPr>
             <w:rFonts w:ascii="Arial" w:cs="Arial" w:eastAsia="Arial" w:hAnsi="Arial"/>
@@ -1835,7 +1888,7 @@
         </w:rPr>
         <w:t xml:space="preserve">). To view a copy of this license, visit </w:t>
       </w:r>
-      <w:hyperlink w:history="1" r:id="rId2uuqfn2bn30vlsvi8pswf">
+      <w:hyperlink w:history="1" r:id="rIdtkcod-jbq9i7ntoklczz4">
         <w:r>
           <w:rPr>
             <w:rFonts w:ascii="Arial" w:cs="Arial" w:eastAsia="Arial" w:hAnsi="Arial"/>

--- a/data/outputs/v2/Core_Mathematics/SS2.1_Similarity_and_Enlargement/Core_Mathematics_Similarity_and_Enlargement_SummaryTable.docx
+++ b/data/outputs/v2/Core_Mathematics/SS2.1_Similarity_and_Enlargement/Core_Mathematics_Similarity_and_Enlargement_SummaryTable.docx
@@ -1848,7 +1848,7 @@
         </w:rPr>
         <w:t xml:space="preserve">© 2026 SeaVuria and ARES. This work is licensed under a </w:t>
       </w:r>
-      <w:hyperlink w:history="1" r:id="rIdx7aj-xkpis7w7_vpey9c8">
+      <w:hyperlink w:history="1" r:id="rIdry6wulitwi2zrmsowung8">
         <w:r>
           <w:rPr>
             <w:rFonts w:ascii="Arial" w:cs="Arial" w:eastAsia="Arial" w:hAnsi="Arial"/>
@@ -1868,7 +1868,7 @@
         </w:rPr>
         <w:t xml:space="preserve"> (</w:t>
       </w:r>
-      <w:hyperlink w:history="1" r:id="rId-y7_ffn7uynnya0atygom">
+      <w:hyperlink w:history="1" r:id="rIdilaxwloszlijs0qs0o5re">
         <w:r>
           <w:rPr>
             <w:rFonts w:ascii="Arial" w:cs="Arial" w:eastAsia="Arial" w:hAnsi="Arial"/>
@@ -1888,7 +1888,7 @@
         </w:rPr>
         <w:t xml:space="preserve">). To view a copy of this license, visit </w:t>
       </w:r>
-      <w:hyperlink w:history="1" r:id="rIdtkcod-jbq9i7ntoklczz4">
+      <w:hyperlink w:history="1" r:id="rIdroscjw2wdgdbe_qt7otlx">
         <w:r>
           <w:rPr>
             <w:rFonts w:ascii="Arial" w:cs="Arial" w:eastAsia="Arial" w:hAnsi="Arial"/>
